--- a/task_6/report/Software_ML_Taskphase_Report.docx
+++ b/task_6/report/Software_ML_Taskphase_Report.docx
@@ -4967,6 +4967,33 @@
     <w:p>
       <w:pPr>
         <w:spacing w:after="160" w:line="276" w:lineRule="auto"/>
+        <w:jc w:val="both"/>
+        <w:rPr>
+          <w:rFonts w:ascii="Times New Roman" w:hAnsi="Times New Roman" w:cs="Times New Roman"/>
+        </w:rPr>
+      </w:pPr>
+    </w:p>
+    <w:p>
+      <w:pPr>
+        <w:spacing w:after="160" w:line="276" w:lineRule="auto"/>
+        <w:jc w:val="both"/>
+        <w:rPr>
+          <w:rFonts w:ascii="Times New Roman" w:hAnsi="Times New Roman" w:cs="Times New Roman"/>
+        </w:rPr>
+      </w:pPr>
+    </w:p>
+    <w:p>
+      <w:pPr>
+        <w:spacing w:after="160" w:line="276" w:lineRule="auto"/>
+        <w:jc w:val="both"/>
+        <w:rPr>
+          <w:rFonts w:ascii="Times New Roman" w:hAnsi="Times New Roman" w:cs="Times New Roman"/>
+        </w:rPr>
+      </w:pPr>
+    </w:p>
+    <w:p>
+      <w:pPr>
+        <w:spacing w:after="160" w:line="276" w:lineRule="auto"/>
         <w:rPr>
           <w:rFonts w:ascii="Times New Roman" w:hAnsi="Times New Roman" w:cs="Times New Roman"/>
         </w:rPr>
@@ -5003,6 +5030,7 @@
                 <w:b/>
                 <w:bCs/>
               </w:rPr>
+              <w:lastRenderedPageBreak/>
               <w:t>Data Issue</w:t>
             </w:r>
           </w:p>
@@ -5133,7 +5161,6 @@
               <w:rPr>
                 <w:rFonts w:ascii="Times New Roman" w:hAnsi="Times New Roman" w:cs="Times New Roman"/>
               </w:rPr>
-              <w:lastRenderedPageBreak/>
               <w:t>Invalid Attendance</w:t>
             </w:r>
           </w:p>
@@ -5488,6 +5515,7 @@
         <w:rPr>
           <w:rFonts w:ascii="Times New Roman" w:hAnsi="Times New Roman" w:cs="Times New Roman"/>
         </w:rPr>
+        <w:lastRenderedPageBreak/>
         <w:t>Bar Charts vs. Scatter Plots</w:t>
       </w:r>
       <w:bookmarkEnd w:id="25"/>
@@ -5503,14 +5531,7 @@
         <w:rPr>
           <w:rFonts w:ascii="Times New Roman" w:hAnsi="Times New Roman" w:cs="Times New Roman"/>
         </w:rPr>
-        <w:t xml:space="preserve">Bar charts are best suited to comparing a quantity across distinct categories, where each bar's height or length represents a summary value such as an average or a count. Scatter plots, by </w:t>
-      </w:r>
-      <w:r>
-        <w:rPr>
-          <w:rFonts w:ascii="Times New Roman" w:hAnsi="Times New Roman" w:cs="Times New Roman"/>
-        </w:rPr>
-        <w:lastRenderedPageBreak/>
-        <w:t>contrast, are used to examine the relationship between two continuous numeric variables, with each point representing one observation; they are particularly useful for spotting correlation, clustering, or outliers that a bar chart cannot show.</w:t>
+        <w:t>Bar charts are best suited to comparing a quantity across distinct categories, where each bar's height or length represents a summary value such as an average or a count. Scatter plots, by contrast, are used to examine the relationship between two continuous numeric variables, with each point representing one observation; they are particularly useful for spotting correlation, clustering, or outliers that a bar chart cannot show.</w:t>
       </w:r>
     </w:p>
     <w:p>
